--- a/backend/src/test/resources/fixtures/m5-nda-counterparty.docx
+++ b/backend/src/test/resources/fixtures/m5-nda-counterparty.docx
@@ -23,7 +23,7 @@
         <w:pStyle w:val="Heading1"/>
       </w:pPr>
       <w:r>
-        <w:t xml:space="preserve">Definitions</w:t>
+        <w:t xml:space="preserve">1. Definitions</w:t>
       </w:r>
     </w:p>
     <w:p>
@@ -47,7 +47,7 @@
         <w:pStyle w:val="Heading1"/>
       </w:pPr>
       <w:r>
-        <w:t xml:space="preserve">Confidentiality</w:t>
+        <w:t xml:space="preserve">2. Confidentiality</w:t>
       </w:r>
     </w:p>
     <w:p>
@@ -71,7 +71,7 @@
         <w:pStyle w:val="Heading1"/>
       </w:pPr>
       <w:r>
-        <w:t xml:space="preserve">Exclusions</w:t>
+        <w:t xml:space="preserve">3. Exclusions</w:t>
       </w:r>
     </w:p>
     <w:p>
@@ -87,7 +87,7 @@
         <w:pStyle w:val="Heading1"/>
       </w:pPr>
       <w:r>
-        <w:t xml:space="preserve">Permitted Disclosure</w:t>
+        <w:t xml:space="preserve">4. Permitted Disclosure</w:t>
       </w:r>
     </w:p>
     <w:p>
@@ -103,7 +103,7 @@
         <w:pStyle w:val="Heading1"/>
       </w:pPr>
       <w:r>
-        <w:t xml:space="preserve">Term and Survival</w:t>
+        <w:t xml:space="preserve">5. Term and Survival</w:t>
       </w:r>
     </w:p>
     <w:p>
@@ -127,7 +127,7 @@
         <w:pStyle w:val="Heading1"/>
       </w:pPr>
       <w:r>
-        <w:t xml:space="preserve">Return or Destruction</w:t>
+        <w:t xml:space="preserve">6. Return or Destruction</w:t>
       </w:r>
     </w:p>
     <w:p>
@@ -143,7 +143,7 @@
         <w:pStyle w:val="Heading1"/>
       </w:pPr>
       <w:r>
-        <w:t xml:space="preserve">Governing Law</w:t>
+        <w:t xml:space="preserve">7. Governing Law</w:t>
       </w:r>
     </w:p>
     <w:p>
@@ -159,7 +159,7 @@
         <w:pStyle w:val="Heading1"/>
       </w:pPr>
       <w:r>
-        <w:t xml:space="preserve">Miscellaneous</w:t>
+        <w:t xml:space="preserve">8. Miscellaneous</w:t>
       </w:r>
     </w:p>
     <w:p>
